--- a/Система/Созыкин/26 - протокол UDP.docx
+++ b/Система/Созыкин/26 - протокол UDP.docx
@@ -6,10 +6,27 @@
       <w:pPr>
         <w:pStyle w:val="Normal"/>
         <w:jc w:val="left"/>
-        <w:rPr/>
-      </w:pPr>
-      <w:r>
-        <w:rPr/>
+        <w:rPr>
+          <w:lang w:val="en-US"/>
+        </w:rPr>
+      </w:pPr>
+      <w:r>
+        <w:rPr>
+          <w:lang w:val="en-US"/>
+        </w:rPr>
+        <w:t xml:space="preserve">26 – </w:t>
+      </w:r>
+      <w:r>
+        <w:rPr>
+          <w:lang w:val="ru-RU"/>
+        </w:rPr>
+        <w:t xml:space="preserve">протокол </w:t>
+      </w:r>
+      <w:r>
+        <w:rPr>
+          <w:lang w:val="en-US"/>
+        </w:rPr>
+        <w:t>UDP</w:t>
       </w:r>
     </w:p>
     <w:p>
@@ -24,7 +41,7 @@
         <w:rPr/>
         <w:drawing>
           <wp:inline distT="0" distB="0" distL="0" distR="0">
-            <wp:extent cx="2918460" cy="1510665"/>
+            <wp:extent cx="2400300" cy="1242695"/>
             <wp:effectExtent l="0" t="0" r="0" b="0"/>
             <wp:docPr id="1" name="Рисунок 1" descr=""/>
             <wp:cNvGraphicFramePr>
@@ -48,7 +65,7 @@
                   <pic:spPr bwMode="auto">
                     <a:xfrm>
                       <a:off x="0" y="0"/>
-                      <a:ext cx="2918460" cy="1510665"/>
+                      <a:ext cx="2400300" cy="1242695"/>
                     </a:xfrm>
                     <a:prstGeom prst="rect">
                       <a:avLst/>
@@ -418,6 +435,15 @@
             </a:graphic>
           </wp:inline>
         </w:drawing>
+      </w:r>
+    </w:p>
+    <w:p>
+      <w:pPr>
+        <w:pStyle w:val="Normal"/>
+        <w:rPr/>
+      </w:pPr>
+      <w:r>
+        <w:rPr/>
       </w:r>
     </w:p>
     <w:p>
